--- a/МТзвіт/l3.docx
+++ b/МТзвіт/l3.docx
@@ -150,17 +150,59 @@
     <w:p>
       <w:pPr>
         <w:spacing w:after="0" w:line="360" w:lineRule="auto"/>
-        <w:rPr>
-          <w:rFonts w:ascii="Times New Roman" w:hAnsi="Times New Roman" w:cs="Times New Roman"/>
-          <w:sz w:val="28"/>
-          <w:szCs w:val="28"/>
-          <w:lang w:val="en-US"/>
-        </w:rPr>
-      </w:pPr>
+        <w:jc w:val="right"/>
+        <w:rPr>
+          <w:rFonts w:ascii="Times New Roman" w:hAnsi="Times New Roman" w:cs="Times New Roman"/>
+          <w:sz w:val="28"/>
+          <w:szCs w:val="28"/>
+          <w:lang w:val="en-US"/>
+        </w:rPr>
+      </w:pPr>
+      <w:r>
+        <w:rPr>
+          <w:rFonts w:ascii="Times New Roman" w:hAnsi="Times New Roman" w:cs="Times New Roman"/>
+          <w:sz w:val="28"/>
+          <w:szCs w:val="28"/>
+          <w:lang w:val="en-US"/>
+        </w:rPr>
+        <w:t>Виконав: Шафієв Д. Ю.</w:t>
+      </w:r>
     </w:p>
     <w:p>
       <w:pPr>
         <w:spacing w:after="0" w:line="360" w:lineRule="auto"/>
+        <w:jc w:val="right"/>
+        <w:rPr>
+          <w:rFonts w:ascii="Times New Roman" w:hAnsi="Times New Roman" w:cs="Times New Roman"/>
+          <w:sz w:val="28"/>
+          <w:szCs w:val="28"/>
+          <w:lang w:val="en-US"/>
+        </w:rPr>
+      </w:pPr>
+      <w:r>
+        <w:rPr>
+          <w:rFonts w:ascii="Times New Roman" w:hAnsi="Times New Roman" w:cs="Times New Roman"/>
+          <w:sz w:val="28"/>
+          <w:szCs w:val="28"/>
+          <w:lang w:val="en-US"/>
+        </w:rPr>
+        <w:t>Група: КС-22</w:t>
+      </w:r>
+    </w:p>
+    <w:p>
+      <w:pPr>
+        <w:spacing w:after="0" w:line="360" w:lineRule="auto"/>
+        <w:rPr>
+          <w:rFonts w:ascii="Times New Roman" w:hAnsi="Times New Roman" w:cs="Times New Roman"/>
+          <w:sz w:val="28"/>
+          <w:szCs w:val="28"/>
+          <w:lang w:val="en-US"/>
+        </w:rPr>
+      </w:pPr>
+    </w:p>
+    <w:p>
+      <w:pPr>
+        <w:spacing w:after="0" w:line="360" w:lineRule="auto"/>
         <w:rPr>
           <w:rFonts w:ascii="Times New Roman" w:hAnsi="Times New Roman" w:cs="Times New Roman"/>
           <w:sz w:val="28"/>
@@ -217,6 +259,7 @@
       <w:r>
         <w:rPr>
           <w:rFonts w:ascii="Times New Roman" w:hAnsi="Times New Roman" w:cs="Times New Roman"/>
+          <w:noProof/>
           <w:sz w:val="28"/>
           <w:szCs w:val="28"/>
           <w:lang w:val="en-US"/>
@@ -426,6 +469,7 @@
       <w:r>
         <w:rPr>
           <w:rFonts w:ascii="Times New Roman" w:hAnsi="Times New Roman" w:cs="Times New Roman"/>
+          <w:noProof/>
           <w:sz w:val="28"/>
           <w:szCs w:val="28"/>
           <w:lang w:val="en-US"/>
@@ -481,6 +525,7 @@
       <w:r>
         <w:rPr>
           <w:rFonts w:ascii="Times New Roman" w:hAnsi="Times New Roman" w:cs="Times New Roman"/>
+          <w:noProof/>
           <w:sz w:val="28"/>
           <w:szCs w:val="28"/>
           <w:lang w:val="en-US"/>
@@ -535,6 +580,7 @@
       <w:r>
         <w:rPr>
           <w:rFonts w:ascii="Times New Roman" w:hAnsi="Times New Roman" w:cs="Times New Roman"/>
+          <w:noProof/>
           <w:sz w:val="28"/>
           <w:szCs w:val="28"/>
           <w:lang w:val="en-US"/>
@@ -639,25 +685,7 @@
           <w:sz w:val="28"/>
           <w:szCs w:val="28"/>
         </w:rPr>
-        <w:t xml:space="preserve">У процесі виконання лабораторної роботи було реалізовано задачу «Виробник – Споживач» із використанням семафорів на мовах </w:t>
-      </w:r>
-      <w:proofErr w:type="spellStart"/>
-      <w:r>
-        <w:rPr>
-          <w:rFonts w:ascii="Times New Roman" w:hAnsi="Times New Roman" w:cs="Times New Roman"/>
-          <w:sz w:val="28"/>
-          <w:szCs w:val="28"/>
-        </w:rPr>
-        <w:t>Java</w:t>
-      </w:r>
-      <w:proofErr w:type="spellEnd"/>
-      <w:r>
-        <w:rPr>
-          <w:rFonts w:ascii="Times New Roman" w:hAnsi="Times New Roman" w:cs="Times New Roman"/>
-          <w:sz w:val="28"/>
-          <w:szCs w:val="28"/>
-        </w:rPr>
-        <w:t xml:space="preserve"> та C#. Робота засвідчила ефективність семафорів як інструменту синхронізації потоків для забезпечення безпечного доступу до спільного буфера. Реалізовані програми правильно координують взаємодію між кількома виробниками і споживачами та завершуються без помилок.</w:t>
+        <w:t>У процесі виконання лабораторної роботи було реалізовано задачу «Виробник – Споживач» із використанням семафорів на мовах Java та C#. Робота засвідчила ефективність семафорів як інструменту синхронізації потоків для забезпечення безпечного доступу до спільного буфера. Реалізовані програми правильно координують взаємодію між кількома виробниками і споживачами та завершуються без помилок.</w:t>
       </w:r>
     </w:p>
     <w:p>
@@ -1295,6 +1323,7 @@
   <w:style w:type="character" w:default="1" w:styleId="a0">
     <w:name w:val="Default Paragraph Font"/>
     <w:uiPriority w:val="1"/>
+    <w:semiHidden/>
     <w:unhideWhenUsed/>
   </w:style>
   <w:style w:type="table" w:default="1" w:styleId="a1">
